--- a/university/final_review_2026_10_10/PRESENTER_REFERENCE.docx
+++ b/university/final_review_2026_10_10/PRESENTER_REFERENCE.docx
@@ -227,7 +227,7 @@
           <w:b/>
           <w:bCs/>
         </w:rPr>
-        <w:t xml:space="preserve">One-line answer if asked what exists:</w:t>
+        <w:t xml:space="preserve">Opening thesis statement:</w:t>
       </w:r>
       <w:r>
         <w:t xml:space="preserve"> </w:t>
@@ -236,13 +236,79 @@
         <w:t xml:space="preserve">“</w:t>
       </w:r>
       <w:r>
-        <w:t xml:space="preserve">We have a documented computational Gen5 design with numerical cross-checks. We have not built or experimentally validated it. The later Gen6 programme is an open architecture trade aimed at a reviewable first test article.</w:t>
+        <w:t xml:space="preserve">We completed a system-level computational study of a commandable CubeSat deployer. It predicts an orbital benefit but fails our preset 3U mass comparison. The Gen5 research question has an answer; physical qualification and Gen6 belong to the next phase.</w:t>
       </w:r>
       <w:r>
         <w:t xml:space="preserve">”</w:t>
       </w:r>
     </w:p>
-    <w:bookmarkStart w:id="21" w:name="before-entering-the-room"/>
+    <w:bookmarkStart w:id="20" w:name="rehearsed-opening-and-close"/>
+    <w:p>
+      <w:pPr>
+        <w:pStyle w:val="Heading2"/>
+      </w:pPr>
+      <w:r>
+        <w:t xml:space="preserve">Rehearsed opening and close</w:t>
+      </w:r>
+    </w:p>
+    <w:p>
+      <w:pPr>
+        <w:pStyle w:val="FirstParagraph"/>
+      </w:pPr>
+      <w:r>
+        <w:rPr>
+          <w:b/>
+          <w:bCs/>
+        </w:rPr>
+        <w:t xml:space="preserve">Opening (about 35 seconds):</w:t>
+      </w:r>
+      <w:r>
+        <w:t xml:space="preserve"> </w:t>
+      </w:r>
+      <w:r>
+        <w:t xml:space="preserve">“</w:t>
+      </w:r>
+      <w:r>
+        <w:t xml:space="preserve">Our thesis asks whether a hosted deployer can give each rideshare CubeSat a commanded release condition that improves its orbit enough to justify the whole machine. We completed the Gen5 system design and computational evaluation. At the rated 3U point it predicts a 16.0 m/s release and an orbit benefit, but complete mass accounting fails the preset comparison with spring canisters. We will show the method, the numerical checks, and the decision that follows.</w:t>
+      </w:r>
+      <w:r>
+        <w:t xml:space="preserve">”</w:t>
+      </w:r>
+    </w:p>
+    <w:p>
+      <w:pPr>
+        <w:pStyle w:val="BodyText"/>
+      </w:pPr>
+      <w:r>
+        <w:rPr>
+          <w:b/>
+          <w:bCs/>
+        </w:rPr>
+        <w:t xml:space="preserve">Close (about 25 seconds):</w:t>
+      </w:r>
+      <w:r>
+        <w:t xml:space="preserve"> </w:t>
+      </w:r>
+      <w:r>
+        <w:t xml:space="preserve">“</w:t>
+      </w:r>
+      <w:r>
+        <w:t xml:space="preserve">The research question now has an evidence-based answer. A commanded release has conditional orbital value in the model, but this Gen5 configuration is not competitive on the stated 3U mass criterion. That finding closes the Gen5 analytical study. Physical qualification and the Gen6 mechanism trade are future work.</w:t>
+      </w:r>
+      <w:r>
+        <w:t xml:space="preserve">”</w:t>
+      </w:r>
+    </w:p>
+    <w:p>
+      <w:pPr>
+        <w:pStyle w:val="BodyText"/>
+      </w:pPr>
+      <w:r>
+        <w:t xml:space="preserve">Aim for an 11-minute full route in rehearsal, then shorten to the key slides if the panel gives a tighter slot. The numerical claims and failure criterion should remain in either route.</w:t>
+      </w:r>
+    </w:p>
+    <w:bookmarkEnd w:id="20"/>
+    <w:bookmarkStart w:id="22" w:name="before-entering-the-room"/>
     <w:p>
       <w:pPr>
         <w:pStyle w:val="Heading1"/>
@@ -340,10 +406,10 @@
         </w:numPr>
       </w:pPr>
       <w:r>
-        <w:t xml:space="preserve">With an unknown time limit, begin with a brief introduction and ask the panel for their preferred duration before presenting. If they want a short version, use the route below.</w:t>
-      </w:r>
-    </w:p>
-    <w:bookmarkStart w:id="20" w:name="short-route-if-time-is-limited"/>
+        <w:t xml:space="preserve">If the review slot is still unknown on arrival, confirm it before starting and use the rehearsed full or short route accordingly.</w:t>
+      </w:r>
+    </w:p>
+    <w:bookmarkStart w:id="21" w:name="short-route-if-time-is-limited"/>
     <w:p>
       <w:pPr>
         <w:pStyle w:val="Heading2"/>
@@ -367,15 +433,15 @@
           <w:b/>
           <w:bCs/>
         </w:rPr>
-        <w:t xml:space="preserve">1, 3, 5–7, 9, 11–13, 15–21</w:t>
-      </w:r>
-      <w:r>
-        <w:t xml:space="preserve">, keeping the literature and model tables brief. Never skip the mass failure, evidence boundary, or conclusion. Slides 22–23 are references for questions. The full route follows all 23 slides in order.</w:t>
-      </w:r>
-    </w:p>
-    <w:bookmarkEnd w:id="20"/>
+        <w:t xml:space="preserve">1, 3, 5–7, 9–13, 15–16, 18–20</w:t>
+      </w:r>
+      <w:r>
+        <w:t xml:space="preserve">, keeping the literature and model tables brief. Lead with the thesis answer and close on the engineering decision. Keep the mass failure and evidence boundary. Slides 22–23 are references for questions. The full route follows all 23 slides in order.</w:t>
+      </w:r>
+    </w:p>
     <w:bookmarkEnd w:id="21"/>
-    <w:bookmarkStart w:id="44" w:name="slide-by-slide-speaking-notes"/>
+    <w:bookmarkEnd w:id="22"/>
+    <w:bookmarkStart w:id="45" w:name="slide-by-slide-speaking-notes"/>
     <w:p>
       <w:pPr>
         <w:pStyle w:val="Heading1"/>
@@ -384,7 +450,7 @@
         <w:t xml:space="preserve">Slide-by-slide speaking notes</w:t>
       </w:r>
     </w:p>
-    <w:bookmarkStart w:id="22" w:name="title"/>
+    <w:bookmarkStart w:id="23" w:name="title"/>
     <w:p>
       <w:pPr>
         <w:pStyle w:val="Heading2"/>
@@ -401,7 +467,7 @@
         <w:t xml:space="preserve">“</w:t>
       </w:r>
       <w:r>
-        <w:t xml:space="preserve">We are Adityavardhan Mishra and Pratham Chawla, guided by Vikas Gulia. VOLLEY studies controlled release of CubeSats from a hosted orbital platform. Today we present the Gen5 analytical thesis results, then clearly separate the Gen6 direction and the evidence still needed.</w:t>
+        <w:t xml:space="preserve">We are Adityavardhan Mishra and Pratham Chawla, guided by Vikas Gulia. We completed a system-level computational evaluation of controlled CubeSat deployment. The study predicts useful orbital change but finds that our Gen5 design fails the 3U mass target. We will show the design, methods and result before briefly outlining Gen6 future work.</w:t>
       </w:r>
       <w:r>
         <w:t xml:space="preserve">”</w:t>
@@ -410,11 +476,11 @@
         <w:t xml:space="preserve"> </w:t>
       </w:r>
       <w:r>
-        <w:t xml:space="preserve">Point to the image as a CAD render, not physical hardware.</w:t>
-      </w:r>
-    </w:p>
-    <w:bookmarkEnd w:id="22"/>
-    <w:bookmarkStart w:id="23" w:name="outline"/>
+        <w:t xml:space="preserve">The cover image is the university logo; show the CAD render on slide 12 as a model, not physical hardware.</w:t>
+      </w:r>
+    </w:p>
+    <w:bookmarkEnd w:id="23"/>
+    <w:bookmarkStart w:id="24" w:name="outline"/>
     <w:p>
       <w:pPr>
         <w:pStyle w:val="Heading2"/>
@@ -431,8 +497,8 @@
         <w:t xml:space="preserve">Follow the university-requested order exactly: introduction, literature, gap, objectives, methodology, timeline, progress, results, conclusion, future work and references. Explain that results include failures and limitations because these are part of the engineering decision.</w:t>
       </w:r>
     </w:p>
-    <w:bookmarkEnd w:id="23"/>
-    <w:bookmarkStart w:id="24" w:name="introduction"/>
+    <w:bookmarkEnd w:id="24"/>
+    <w:bookmarkStart w:id="25" w:name="introduction"/>
     <w:p>
       <w:pPr>
         <w:pStyle w:val="Heading2"/>
@@ -446,11 +512,11 @@
         <w:pStyle w:val="FirstParagraph"/>
       </w:pPr>
       <w:r>
-        <w:t xml:space="preserve">The central problem is that a rideshare CubeSat gets the primary mission’s orbit. Springs provide essential clearance but generally only a small separation velocity. Timing can already create in-track phasing; VOLLEY’s additional question is whether commandable release changes orbital energy enough to justify its mass. The host, if capable and permitted, makes coarse moves. VOLLEY would set the local release state of each satellite. There is no approved host.</w:t>
-      </w:r>
-    </w:p>
-    <w:bookmarkEnd w:id="24"/>
-    <w:bookmarkStart w:id="25" w:name="literature-review"/>
+        <w:t xml:space="preserve">The central problem is that a rideshare CubeSat gets the primary mission’s orbit. Springs provide essential clearance but generally only a small separation velocity. Timing can already create in-track phasing; VOLLEY’s thesis question is whether commandable release changes orbital energy enough to justify its full installed mass. Say the finding early: the model predicts orbital benefit, but Gen5’s 3U mass comparison fails. The host, if capable and permitted, makes coarse moves; VOLLEY sets the local release state. There is no approved host.</w:t>
+      </w:r>
+    </w:p>
+    <w:bookmarkEnd w:id="25"/>
+    <w:bookmarkStart w:id="26" w:name="literature-review"/>
     <w:p>
       <w:pPr>
         <w:pStyle w:val="Heading2"/>
@@ -535,8 +601,8 @@
         <w:t xml:space="preserve">studies stacked CubeSat transfer/storage. These works narrow the novelty claim.</w:t>
       </w:r>
     </w:p>
-    <w:bookmarkEnd w:id="25"/>
-    <w:bookmarkStart w:id="26" w:name="research-gap"/>
+    <w:bookmarkEnd w:id="26"/>
+    <w:bookmarkStart w:id="27" w:name="research-gap"/>
     <w:p>
       <w:pPr>
         <w:pStyle w:val="Heading2"/>
@@ -589,8 +655,8 @@
         <w:t xml:space="preserve">is a design objective, not proof that every payload is compatible; the magnetic and mechanical interface still needs qualification.</w:t>
       </w:r>
     </w:p>
-    <w:bookmarkEnd w:id="26"/>
-    <w:bookmarkStart w:id="27" w:name="objectives"/>
+    <w:bookmarkEnd w:id="27"/>
+    <w:bookmarkStart w:id="28" w:name="objectives"/>
     <w:p>
       <w:pPr>
         <w:pStyle w:val="Heading2"/>
@@ -604,61 +670,11 @@
         <w:pStyle w:val="FirstParagraph"/>
       </w:pPr>
       <w:r>
-        <w:t xml:space="preserve">Walk down the status column. Architecture is defined and modelled. Shot and orbit outcomes are predictions. Installed mass was counted and produced an unfavorable 3U result. The next-test path is specified but not completed. If asked whether objectives were</w:t>
-      </w:r>
-      <w:r>
-        <w:t xml:space="preserve"> </w:t>
-      </w:r>
-      <w:r>
-        <w:t xml:space="preserve">“</w:t>
-      </w:r>
-      <w:r>
-        <w:t xml:space="preserve">achieved,</w:t>
-      </w:r>
-      <w:r>
-        <w:t xml:space="preserve">”</w:t>
-      </w:r>
-      <w:r>
-        <w:t xml:space="preserve"> </w:t>
-      </w:r>
-      <w:r>
-        <w:t xml:space="preserve">distinguish the</w:t>
-      </w:r>
-      <w:r>
-        <w:t xml:space="preserve"> </w:t>
-      </w:r>
-      <w:r>
-        <w:rPr>
-          <w:b/>
-          <w:bCs/>
-        </w:rPr>
-        <w:t xml:space="preserve">research objectives</w:t>
-      </w:r>
-      <w:r>
-        <w:t xml:space="preserve"> </w:t>
-      </w:r>
-      <w:r>
-        <w:t xml:space="preserve">(study, quantify, compare) from</w:t>
-      </w:r>
-      <w:r>
-        <w:t xml:space="preserve"> </w:t>
-      </w:r>
-      <w:r>
-        <w:rPr>
-          <w:b/>
-          <w:bCs/>
-        </w:rPr>
-        <w:t xml:space="preserve">product maturity</w:t>
-      </w:r>
-      <w:r>
-        <w:t xml:space="preserve"> </w:t>
-      </w:r>
-      <w:r>
-        <w:t xml:space="preserve">(hardware performance and compatibility). Do not award yourself completion solely because documents exist.</w:t>
-      </w:r>
-    </w:p>
-    <w:bookmarkEnd w:id="27"/>
-    <w:bookmarkStart w:id="28" w:name="research-methodology-flow"/>
+        <w:t xml:space="preserve">Walk down the outcome column as completed research tasks: the architecture was modelled; shot, circuit and orbital results were calculated; installed mass was counted; key numerical claims were challenged. The mass criterion failed, which is itself a finished result. If asked whether objectives were achieved, distinguish completing a research evaluation from proving hardware performance. The latter was outside this computational thesis’s evidence.</w:t>
+      </w:r>
+    </w:p>
+    <w:bookmarkEnd w:id="28"/>
+    <w:bookmarkStart w:id="29" w:name="research-methodology-flow"/>
     <w:p>
       <w:pPr>
         <w:pStyle w:val="Heading2"/>
@@ -672,11 +688,11 @@
         <w:pStyle w:val="FirstParagraph"/>
       </w:pPr>
       <w:r>
-        <w:t xml:space="preserve">Describe one example along the chain: choose the 3U case; size the geometry and magnet sled; calculate force, pulse and release state; propagate the orbit; compare its value against a spring and its burden against a spring canister; challenge the model with independent numerical checks. The process is iterative: findings changed the baseline, including the sled mass and magnetic thrust integral.</w:t>
-      </w:r>
-    </w:p>
-    <w:bookmarkEnd w:id="28"/>
-    <w:bookmarkStart w:id="29" w:name="research-methodology-evidence"/>
+        <w:t xml:space="preserve">Describe the completed chain in past tense: we chose the 3U case; sized geometry and magnet sled; calculated force, pulse and release state; propagated the orbit; compared orbital value and installed mass with springs; and challenged models through independent numerical checks. The checks changed the final baseline, including the sled mass and magnetic thrust integral.</w:t>
+      </w:r>
+    </w:p>
+    <w:bookmarkEnd w:id="29"/>
+    <w:bookmarkStart w:id="30" w:name="research-methodology-evidence"/>
     <w:p>
       <w:pPr>
         <w:pStyle w:val="Heading2"/>
@@ -690,7 +706,7 @@
         <w:pStyle w:val="FirstParagraph"/>
       </w:pPr>
       <w:r>
-        <w:t xml:space="preserve">Field agreement at a tested location is not an independent thrust measurement. ngspice checks circuit behavior under assumed components. CalculiX checks a defined structural boundary case. OpenFOAM checks aerodynamic behavior, not vacuum release contact. GMAT and alternate propagation show that atmosphere matters. Use the words</w:t>
+        <w:t xml:space="preserve">Summarize what the completed checks established and their scope. Field agreement at a tested location is not an independent thrust measurement. ngspice checks circuit behavior under assumed components. CalculiX checks a defined structural boundary case. OpenFOAM checks aerodynamic behavior, not vacuum release contact. GMAT and alternate propagation show that atmosphere matters. Use</w:t>
       </w:r>
       <w:r>
         <w:t xml:space="preserve"> </w:t>
@@ -741,8 +757,8 @@
         <w:t xml:space="preserve">for physical measurements.</w:t>
       </w:r>
     </w:p>
-    <w:bookmarkEnd w:id="29"/>
-    <w:bookmarkStart w:id="30" w:name="timeline-past"/>
+    <w:bookmarkEnd w:id="30"/>
+    <w:bookmarkStart w:id="31" w:name="timeline-past"/>
     <w:p>
       <w:pPr>
         <w:pStyle w:val="Heading2"/>
@@ -756,17 +772,17 @@
         <w:pStyle w:val="FirstParagraph"/>
       </w:pPr>
       <w:r>
-        <w:t xml:space="preserve">Emphasize documented decisions rather than claiming all early dates were exact. The host concept is documented in 2023. The move toward a linear synchronous motor is approximately mid-2025. CAD and model development spans 2025–26. July–September 2026 focused on cross-checks, corrections and thesis preparation. The Gen6 trade reopened in September 2026.</w:t>
-      </w:r>
-    </w:p>
-    <w:bookmarkEnd w:id="30"/>
-    <w:bookmarkStart w:id="31" w:name="timeline-future"/>
+        <w:t xml:space="preserve">Emphasize documented decisions rather than claiming all early dates were exact. The host concept is documented in 2023. The move toward a linear synchronous motor is approximately mid-2025. CAD and model development spans 2025–26. July–September 2026 focused on cross-checks, corrections and the thesis record. The final review presents that completed Gen5 analysis.</w:t>
+      </w:r>
+    </w:p>
+    <w:bookmarkEnd w:id="31"/>
+    <w:bookmarkStart w:id="32" w:name="Xcbc484cc277499211478d36650738a8c99f79c3"/>
     <w:p>
       <w:pPr>
         <w:pStyle w:val="Heading2"/>
       </w:pPr>
       <w:r>
-        <w:t xml:space="preserve">10. Timeline — future</w:t>
+        <w:t xml:space="preserve">10. Timeline — corrections in the final baseline</w:t>
       </w:r>
     </w:p>
     <w:p>
@@ -774,11 +790,11 @@
         <w:pStyle w:val="FirstParagraph"/>
       </w:pPr>
       <w:r>
-        <w:t xml:space="preserve">N0 through N5 are evidence gates, not a promise of completion by a particular calendar date. The sequence prevents choosing hardware before the mission/payload/host case and acceptance bands are fixed. N5 is a first-test evidence package; independent build/test release needs additional closure. The 1 km/s high end could be rejected by acceleration, energy, travel, payload or provider constraints.</w:t>
-      </w:r>
-    </w:p>
-    <w:bookmarkEnd w:id="31"/>
-    <w:bookmarkStart w:id="32" w:name="work-progress"/>
+        <w:t xml:space="preserve">This is the strongest proof that the thesis is a finished analysis rather than an early proposal. CAD-derived sled mass displaced an optimistic parametric estimate; a depth-resolved thrust integral lowered the rated velocity; a real enclosure buildup exposed the mass failure; and an independent propagator check rejected an overbroad solar-activity claim. State that the reported numbers are the corrected baseline and that failed claims were retained in the record. Do not present these as physical validation.</w:t>
+      </w:r>
+    </w:p>
+    <w:bookmarkEnd w:id="32"/>
+    <w:bookmarkStart w:id="33" w:name="work-progress"/>
     <w:p>
       <w:pPr>
         <w:pStyle w:val="Heading2"/>
@@ -792,11 +808,11 @@
         <w:pStyle w:val="FirstParagraph"/>
       </w:pPr>
       <w:r>
-        <w:t xml:space="preserve">Show the tangible record: manuscript, CAD, scripts, numerical run sheets, baseline, provenance and defect register. Distinguish it from what is absent: a built article, measured field/shot, qualified payload and host agreement. Avoid any percentage-complete claim. Acknowledge that the later gas and spring-cell studies are historical comparators, not selected Gen6 hardware.</w:t>
-      </w:r>
-    </w:p>
-    <w:bookmarkEnd w:id="32"/>
-    <w:bookmarkStart w:id="33" w:name="results-architecture"/>
+        <w:t xml:space="preserve">Show tangible completed deliverables: manuscript, CAD, system model, scripts, numerical run sheets, baseline, provenance and defect register. State that the thesis closes an analytical question; hardware tests, a qualified payload and host agreement are separate development milestones. Avoid a percentage-complete claim, since research completion and product readiness are different dimensions.</w:t>
+      </w:r>
+    </w:p>
+    <w:bookmarkEnd w:id="33"/>
+    <w:bookmarkStart w:id="34" w:name="results-architecture"/>
     <w:p>
       <w:pPr>
         <w:pStyle w:val="Heading2"/>
@@ -813,8 +829,8 @@
         <w:t xml:space="preserve">Explain the chain in the CAD render: cassettes feed a 3U satellite; the reusable magnet sled is driven along the 1.5 m track; the payload departs; the sled is arrested. The model includes a 9.45 kg CAD-derived sled. The large sled makes recovery, braking, power and mass central rather than ancillary details. No component in this image has been built for VOLLEY.</w:t>
       </w:r>
     </w:p>
-    <w:bookmarkEnd w:id="33"/>
-    <w:bookmarkStart w:id="34" w:name="results-rated-shot"/>
+    <w:bookmarkEnd w:id="34"/>
+    <w:bookmarkStart w:id="35" w:name="results-rated-shot"/>
     <w:p>
       <w:pPr>
         <w:pStyle w:val="Heading2"/>
@@ -873,8 +889,8 @@
         <w:t xml:space="preserve">”</w:t>
       </w:r>
     </w:p>
-    <w:bookmarkEnd w:id="34"/>
-    <w:bookmarkStart w:id="35" w:name="results-command-precision"/>
+    <w:bookmarkEnd w:id="35"/>
+    <w:bookmarkStart w:id="36" w:name="results-command-precision"/>
     <w:p>
       <w:pPr>
         <w:pStyle w:val="Heading2"/>
@@ -902,8 +918,8 @@
         <w:t xml:space="preserve">) spread around a 15.8 m/s setpoint. It includes assumed sensor and plant tolerances, with control headroom. A panel member may ask whether that precision survives real contacts, thermal changes or payload variability. Answer: those are unmeasured and require an instrumented release test and model correlation.</w:t>
       </w:r>
     </w:p>
-    <w:bookmarkEnd w:id="35"/>
-    <w:bookmarkStart w:id="36" w:name="results-orbit"/>
+    <w:bookmarkEnd w:id="36"/>
+    <w:bookmarkStart w:id="37" w:name="results-orbit"/>
     <w:p>
       <w:pPr>
         <w:pStyle w:val="Heading2"/>
@@ -920,8 +936,8 @@
         <w:t xml:space="preserve">The model predicts a 28.8 km semi-major-axis rise and a 1.60× lifetime multiplier at mean solar activity for one maximum-velocity release. The exact multiplier is not universal. A prior invariance claim failed an independent propagator check, and the current 1.60 result has not been independently rerun at its precise updated operating point. Timing alone can phase satellites; the energy change is the reason to consider a larger release impulse.</w:t>
       </w:r>
     </w:p>
-    <w:bookmarkEnd w:id="36"/>
-    <w:bookmarkStart w:id="37" w:name="results-mass"/>
+    <w:bookmarkEnd w:id="37"/>
+    <w:bookmarkStart w:id="38" w:name="results-mass"/>
     <w:p>
       <w:pPr>
         <w:pStyle w:val="Heading2"/>
@@ -938,8 +954,8 @@
         <w:t xml:space="preserve">This is the decisive negative result. Dry mass is 126.6 kg, loaded mass 174.6 kg. The twelve-3U configuration spends 10.55 kg of deployer per satellite, about 1.76 times the roughly 6 kg spring-canister comparison. The predeclared criterion was within 15%, so Gen5 fails. A modelled 50.04 kg enclosure replaced an 8 kg placeholder and exposed the penalty. Do not imply the full assembly is mass-competitive for 3U.</w:t>
       </w:r>
     </w:p>
-    <w:bookmarkEnd w:id="37"/>
-    <w:bookmarkStart w:id="38" w:name="results-limits"/>
+    <w:bookmarkEnd w:id="38"/>
+    <w:bookmarkStart w:id="39" w:name="results-limits"/>
     <w:p>
       <w:pPr>
         <w:pStyle w:val="Heading2"/>
@@ -953,11 +969,11 @@
         <w:pStyle w:val="FirstParagraph"/>
       </w:pPr>
       <w:r>
-        <w:t xml:space="preserve">The three major practical uncertainties are payload interface (contact, arrest load, magnetic cleanliness), shared reliability (a jam can affect later satellites), and host compatibility. These determine whether a modelled shot could become a safe product. Explain that a numerical result at a declared boundary is useful but narrower than physical evidence. A single well-designed discriminating coupon can be more decisive than many new plots.</w:t>
-      </w:r>
-    </w:p>
-    <w:bookmarkEnd w:id="38"/>
-    <w:bookmarkStart w:id="39" w:name="results-simulation-demonstration"/>
+        <w:t xml:space="preserve">Give the three-part decision in order: (1) the system model supports a commandable release with conditional orbital-energy benefit, (2) the full 3U mass result fails the selection criterion, and (3) physical behavior remains unverified. Payload interface, shared reliability and host compatibility are future tests, not missing steps in the completed mass comparison. A numerical result at a declared boundary is narrower than physical evidence.</w:t>
+      </w:r>
+    </w:p>
+    <w:bookmarkEnd w:id="39"/>
+    <w:bookmarkStart w:id="40" w:name="results-simulation-demonstration"/>
     <w:p>
       <w:pPr>
         <w:pStyle w:val="Heading2"/>
@@ -987,8 +1003,8 @@
         <w:t xml:space="preserve">.</w:t>
       </w:r>
     </w:p>
-    <w:bookmarkEnd w:id="39"/>
-    <w:bookmarkStart w:id="40" w:name="conclusion"/>
+    <w:bookmarkEnd w:id="40"/>
+    <w:bookmarkStart w:id="41" w:name="conclusion"/>
     <w:p>
       <w:pPr>
         <w:pStyle w:val="Heading2"/>
@@ -1005,7 +1021,7 @@
         <w:t xml:space="preserve">“</w:t>
       </w:r>
       <w:r>
-        <w:t xml:space="preserve">The thesis establishes a coherent analytical case for commandable release and records a conditional orbital benefit. It also finds that Gen5 fails the 3U mass criterion and is not physically validated. The conclusion is to retain the evidence and reopen the mechanism trade.</w:t>
+        <w:t xml:space="preserve">We completed the Gen5 system-level computational evaluation. It predicts a useful orbital-energy change, but the complete configuration fails our preset 3U mass criterion. Numerical checks made that conclusion more credible and defined its limits. Gen5 is therefore a finished research result, not a selected 3U flight configuration.</w:t>
       </w:r>
       <w:r>
         <w:t xml:space="preserve">”</w:t>
@@ -1014,11 +1030,11 @@
         <w:t xml:space="preserve"> </w:t>
       </w:r>
       <w:r>
-        <w:t xml:space="preserve">End on the decision supported by results, not on an unsupported promise of flight use.</w:t>
-      </w:r>
-    </w:p>
-    <w:bookmarkEnd w:id="40"/>
-    <w:bookmarkStart w:id="41" w:name="future-work-gen6"/>
+        <w:t xml:space="preserve">End on this decision. Future work follows as a separate section.</w:t>
+      </w:r>
+    </w:p>
+    <w:bookmarkEnd w:id="41"/>
+    <w:bookmarkStart w:id="42" w:name="future-work-gen6"/>
     <w:p>
       <w:pPr>
         <w:pStyle w:val="Heading2"/>
@@ -1035,8 +1051,8 @@
         <w:t xml:space="preserve">Gen6 retains the mission and reopens hardware selection. One reusable path must sequentially accept different supported payload classes. The research envelope is about 1–2 m/s through 1 km/s. The high end is a study target, not a validated speed. Electromagnetic drive is interesting but not selected; compare it with mechanical, stored energy, gas/fluid, hybrid, BOLLEY and conventional paths using the same mission and installed-burden accounting.</w:t>
       </w:r>
     </w:p>
-    <w:bookmarkEnd w:id="41"/>
-    <w:bookmarkStart w:id="42" w:name="future-work-test-article"/>
+    <w:bookmarkEnd w:id="42"/>
+    <w:bookmarkStart w:id="43" w:name="future-work-test-article"/>
     <w:p>
       <w:pPr>
         <w:pStyle w:val="Heading2"/>
@@ -1065,8 +1081,8 @@
         <w:t xml:space="preserve">”</w:t>
       </w:r>
     </w:p>
-    <w:bookmarkEnd w:id="42"/>
-    <w:bookmarkStart w:id="43" w:name="references"/>
+    <w:bookmarkEnd w:id="43"/>
+    <w:bookmarkStart w:id="44" w:name="references"/>
     <w:p>
       <w:pPr>
         <w:pStyle w:val="Heading2"/>
@@ -1095,9 +1111,9 @@
         <w:t xml:space="preserve">”</w:t>
       </w:r>
     </w:p>
-    <w:bookmarkEnd w:id="43"/>
     <w:bookmarkEnd w:id="44"/>
-    <w:bookmarkStart w:id="45" w:name="key-numbers-card"/>
+    <w:bookmarkEnd w:id="45"/>
+    <w:bookmarkStart w:id="46" w:name="key-numbers-card"/>
     <w:p>
       <w:pPr>
         <w:pStyle w:val="Heading1"/>
@@ -1543,8 +1559,8 @@
         </w:tc>
       </w:tr>
     </w:tbl>
-    <w:bookmarkEnd w:id="45"/>
-    <w:bookmarkStart w:id="46" w:name="equations-to-recall"/>
+    <w:bookmarkEnd w:id="46"/>
+    <w:bookmarkStart w:id="47" w:name="equations-to-recall"/>
     <w:p>
       <w:pPr>
         <w:pStyle w:val="Heading1"/>
@@ -1926,8 +1942,8 @@
         <w:t xml:space="preserve">.</w:t>
       </w:r>
     </w:p>
-    <w:bookmarkEnd w:id="46"/>
-    <w:bookmarkStart w:id="47" w:name="likely-viva-questions"/>
+    <w:bookmarkEnd w:id="47"/>
+    <w:bookmarkStart w:id="48" w:name="likely-viva-questions"/>
     <w:p>
       <w:pPr>
         <w:pStyle w:val="Heading1"/>
@@ -2116,8 +2132,8 @@
         <w:t xml:space="preserve">First freeze the selected mission and configuration. Then use a discriminating instrumented coupon to measure the mechanism’s force/contact/release behavior and compare it with predeclared acceptance and stop criteria. The exact coupon follows the Gen6 trade, not the other way around.</w:t>
       </w:r>
     </w:p>
-    <w:bookmarkEnd w:id="47"/>
-    <w:bookmarkStart w:id="48" w:name="phrases-to-avoid-in-the-review"/>
+    <w:bookmarkEnd w:id="48"/>
+    <w:bookmarkStart w:id="49" w:name="phrases-to-avoid-in-the-review"/>
     <w:p>
       <w:pPr>
         <w:pStyle w:val="Heading1"/>
@@ -2434,8 +2450,8 @@
         </w:tc>
       </w:tr>
     </w:tbl>
-    <w:bookmarkEnd w:id="48"/>
-    <w:bookmarkStart w:id="49" w:name="source-quick-map"/>
+    <w:bookmarkEnd w:id="49"/>
+    <w:bookmarkStart w:id="50" w:name="source-quick-map"/>
     <w:p>
       <w:pPr>
         <w:pStyle w:val="Heading1"/>
@@ -2630,7 +2646,7 @@
         <w:t xml:space="preserve">.</w:t>
       </w:r>
     </w:p>
-    <w:bookmarkEnd w:id="49"/>
+    <w:bookmarkEnd w:id="50"/>
     <w:sectPr/>
   </w:body>
 </w:document>

--- a/university/final_review_2026_10_10/PRESENTER_REFERENCE.docx
+++ b/university/final_review_2026_10_10/PRESENTER_REFERENCE.docx
@@ -566,7 +566,7 @@
         <w:t xml:space="preserve"> </w:t>
       </w:r>
       <w:r>
-        <w:t xml:space="preserve">Every impulse changes the orbit. Springs are the benchmark for simplicity and heritage. Timed release and differential drag address some phasing needs. A transfer vehicle addresses larger moves but carries its own burden. Electromagnetic work predates VOLLEY: Feng</w:t>
+        <w:t xml:space="preserve">Every impulse changes the orbit. Springs are the benchmark for simplicity and heritage. Spring impulse and differential drag address some phasing needs. Waiting alone between zero-relative-impulse releases from an unchanged host does not. A transfer vehicle addresses larger moves but carries its own burden. Electromagnetic work predates VOLLEY: Feng</w:t>
       </w:r>
       <w:r>
         <w:t xml:space="preserve"> </w:t>
@@ -933,7 +933,7 @@
         <w:pStyle w:val="FirstParagraph"/>
       </w:pPr>
       <w:r>
-        <w:t xml:space="preserve">The model predicts a 28.8 km semi-major-axis rise and a 1.60× lifetime multiplier at mean solar activity for one maximum-velocity release. The exact multiplier is not universal. A prior invariance claim failed an independent propagator check, and the current 1.60 result has not been independently rerun at its precise updated operating point. Timing alone can phase satellites; the energy change is the reason to consider a larger release impulse.</w:t>
+        <w:t xml:space="preserve">The model predicts a 28.8 km semi-major-axis rise and a 1.60× lifetime multiplier at mean solar activity for one maximum-velocity release. The exact multiplier is not universal. A prior invariance claim failed an independent propagator check, and the current 1.60 result has not been independently rerun at its precise updated operating point. A relative state produced by spring impulse, drag or a host maneuver can phase satellites; the larger energy change is the reason to consider a commanded release impulse.</w:t>
       </w:r>
     </w:p>
     <w:bookmarkEnd w:id="37"/>
@@ -1985,7 +1985,7 @@
         <w:t xml:space="preserve"> </w:t>
       </w:r>
       <w:r>
-        <w:t xml:space="preserve">That is a valid way to obtain in-track spacing and must be the baseline. Timing alone does not provide the same immediate semi-major-axis change that a directed impulse can supply.</w:t>
+        <w:t xml:space="preserve">Different release times can matter if the host maneuvers, spring impulses differ, or differential drag accumulates. Waiting alone between zero-relative-impulse releases from an unchanged host does not create persistent in-track spacing. A conventional spring release is the baseline; a larger directed impulse may change semi-major axis more quickly.</w:t>
       </w:r>
     </w:p>
     <w:p>

--- a/university/final_review_2026_10_10/PRESENTER_REFERENCE.docx
+++ b/university/final_review_2026_10_10/PRESENTER_REFERENCE.docx
@@ -826,7 +826,7 @@
         <w:pStyle w:val="FirstParagraph"/>
       </w:pPr>
       <w:r>
-        <w:t xml:space="preserve">Explain the chain in the CAD render: cassettes feed a 3U satellite; the reusable magnet sled is driven along the 1.5 m track; the payload departs; the sled is arrested. The model includes a 9.45 kg CAD-derived sled. The large sled makes recovery, braking, power and mass central rather than ancillary details. No component in this image has been built for VOLLEY.</w:t>
+        <w:t xml:space="preserve">Explain the chain in the CAD render: cassettes feed a 3U satellite; the reusable magnet sled is driven along the 1.5 m track; the payload departs; the sled is arrested. The model adopts a 9.45 kg sled from historical Gen3 CAD solid volumes and A4 chassis analysis; the current Gen5 STEP set is a geometry package, not an independently mass-verified assembly. The large sled makes recovery, braking, power and mass central rather than ancillary details. No component in this image has been built for VOLLEY.</w:t>
       </w:r>
     </w:p>
     <w:bookmarkEnd w:id="34"/>

--- a/university/final_review_2026_10_10/PRESENTER_REFERENCE.docx
+++ b/university/final_review_2026_10_10/PRESENTER_REFERENCE.docx
@@ -512,7 +512,7 @@
         <w:pStyle w:val="FirstParagraph"/>
       </w:pPr>
       <w:r>
-        <w:t xml:space="preserve">The central problem is that a rideshare CubeSat gets the primary mission’s orbit. Springs provide essential clearance but generally only a small separation velocity. Timing can already create in-track phasing; VOLLEY’s thesis question is whether commandable release changes orbital energy enough to justify its full installed mass. Say the finding early: the model predicts orbital benefit, but Gen5’s 3U mass comparison fails. The host, if capable and permitted, makes coarse moves; VOLLEY sets the local release state. There is no approved host.</w:t>
+        <w:t xml:space="preserve">NASA documents the rideshare destination constraint; Planet and Spire show repeatable smallsat platforms. Those are market context, not VOLLEY customers. A carrier, rideshare integrator or fleet operator is only a candidate buyer for several useful release states from one host. Compare actual spring impulse, host manoeuvres, transport and onboard propulsion on the same mission. Waiting alone between zero-relative-impulse releases from an unchanged host creates no persistent phase separation. Say the finding early: modeled Gen5 orbital benefit is conditional, while its 3U mass comparison fails. There is no confirmed buyer or approved host. The local MARKET_AND_CUSTOMER_FIT.md audits the source reports and spacecraft classes.</w:t>
       </w:r>
     </w:p>
     <w:bookmarkEnd w:id="25"/>

--- a/university/final_review_2026_10_10/PRESENTER_REFERENCE.docx
+++ b/university/final_review_2026_10_10/PRESENTER_REFERENCE.docx
@@ -269,7 +269,7 @@
         <w:t xml:space="preserve">“</w:t>
       </w:r>
       <w:r>
-        <w:t xml:space="preserve">Our thesis asks whether a hosted deployer can give each rideshare CubeSat a commanded release condition that improves its orbit enough to justify the whole machine. We completed the Gen5 system design and computational evaluation. At the rated 3U point it predicts a 16.0 m/s release and an orbit benefit, but complete mass accounting fails the preset comparison with spring canisters. We will show the method, the numerical checks, and the decision that follows.</w:t>
+        <w:t xml:space="preserve">Our thesis asks whether a hosted deployer can give each rideshare CubeSat a commanded release condition that improves its orbit enough to justify the whole machine. We completed a Gen5 computational evaluation. At the rated 3U point it predicts a 16.0 m/s release and an orbit benefit. The mass comparison fails, and a native CAD review identifies an 11 mm packaging shortfall in our side-fed reference layout. We will show those checks and the engineering decision.</w:t>
       </w:r>
       <w:r>
         <w:t xml:space="preserve">”</w:t>
@@ -826,7 +826,7 @@
         <w:pStyle w:val="FirstParagraph"/>
       </w:pPr>
       <w:r>
-        <w:t xml:space="preserve">Explain the chain in the CAD render: cassettes feed a 3U satellite; the reusable magnet sled is driven along the 1.5 m track; the payload departs; the sled is arrested. The model adopts a 9.45 kg sled from historical Gen3 CAD solid volumes and A4 chassis analysis; the current Gen5 STEP set is a geometry package, not an independently mass-verified assembly. The large sled makes recovery, braking, power and mass central rather than ancillary details. No component in this image has been built for VOLLEY.</w:t>
+        <w:t xml:space="preserve">Explain the chain in the CAD render: cassettes feed a 3U satellite; the reusable magnet sled is driven along the 1.5 m track; the payload departs; the sled is arrested. Eight STEP solids were imported into FreeCAD 1.0 and exported as a native 20-instance review assembly and STEP exchange files. The imported solids lack parametric feature history. This is an inspectable geometry study, not an independently mass-verified installed assembly. The mass model still adopts a 9.45 kg sled from historical Gen3 CAD and A4 chassis analysis. No component has been built for VOLLEY.</w:t>
       </w:r>
     </w:p>
     <w:bookmarkEnd w:id="34"/>
@@ -933,7 +933,7 @@
         <w:pStyle w:val="FirstParagraph"/>
       </w:pPr>
       <w:r>
-        <w:t xml:space="preserve">The model predicts a 28.8 km semi-major-axis rise and a 1.60× lifetime multiplier at mean solar activity for one maximum-velocity release. The exact multiplier is not universal. A prior invariance claim failed an independent propagator check, and the current 1.60 result has not been independently rerun at its precise updated operating point. A relative state produced by spring impulse, drag or a host maneuver can phase satellites; the larger energy change is the reason to consider a commanded release impulse.</w:t>
+        <w:t xml:space="preserve">At the rated 16.029 m/s release point, an independent Cartesian two-body integration reproduces the immediate 28.800775 km semi-major-axis rise within the declared numerical band. This checks orbital mechanics for that state, not atmospheric lifetime. The model’s 1.60× lifetime multiplier at mean solar activity remains unverified at this exact point; a prior invariance claim failed an independent propagator check. Spring impulse, differential drag or a host maneuver can create relative state and phase satellites; waiting alone cannot.</w:t>
       </w:r>
     </w:p>
     <w:bookmarkEnd w:id="37"/>
@@ -955,13 +955,13 @@
       </w:r>
     </w:p>
     <w:bookmarkEnd w:id="38"/>
-    <w:bookmarkStart w:id="39" w:name="results-limits"/>
+    <w:bookmarkStart w:id="39" w:name="results-cad-packaging-check"/>
     <w:p>
       <w:pPr>
         <w:pStyle w:val="Heading2"/>
       </w:pPr>
       <w:r>
-        <w:t xml:space="preserve">17. Results — limits</w:t>
+        <w:t xml:space="preserve">17. Results — CAD packaging check</w:t>
       </w:r>
     </w:p>
     <w:p>
@@ -969,7 +969,20 @@
         <w:pStyle w:val="FirstParagraph"/>
       </w:pPr>
       <w:r>
-        <w:t xml:space="preserve">Give the three-part decision in order: (1) the system model supports a commandable release with conditional orbital-energy benefit, (2) the full 3U mass result fails the selection criterion, and (3) physical behavior remains unverified. Payload interface, shared reliability and host compatibility are future tests, not missing steps in the completed mass comparison. A numerical result at a declared boundary is narrower than physical evidence.</w:t>
+        <w:t xml:space="preserve">Show the dimensioned section from the FreeCAD review assembly. Its 526 mm inner enclosure width cannot accommodate the 205 mm track and two 166 mm side cassettes: 537 mm total, an 11 mm shortfall before clearances. Both cassettes intersect the track by 32,915 mm³ in this exact placement. This fails the</w:t>
+      </w:r>
+      <w:r>
+        <w:t xml:space="preserve"> </w:t>
+      </w:r>
+      <w:r>
+        <w:rPr>
+          <w:b/>
+          <w:bCs/>
+        </w:rPr>
+        <w:t xml:space="preserve">side-fed reference layout</w:t>
+      </w:r>
+      <w:r>
+        <w:t xml:space="preserve">; it does not rule out every layout or determine a manufacturable tolerance stack. It is a real negative CAD check, not a rendering defect. P116 records the geometry and reproduction steps.</w:t>
       </w:r>
     </w:p>
     <w:bookmarkEnd w:id="39"/>
@@ -987,7 +1000,7 @@
         <w:pStyle w:val="FirstParagraph"/>
       </w:pPr>
       <w:r>
-        <w:t xml:space="preserve">Walk through four transparent steps: choose the modelled 3U case; show the shot figure and operating-point table; feed its release state into the orbit model; compare predicted orbital change and installed mass with the spring benchmark. The panel can inspect the scripts and records in the project archive. If the computer cannot run a script during the review, the slide and handbook reproduce the same model chain. Call this a</w:t>
+        <w:t xml:space="preserve">Walk through four transparent steps: choose the modelled 3U case; show the shot figure and operating-point table; independently integrate its release state for two orbits; then inspect the rated-orbit plot, mass comparison and FreeCAD section. The panel can inspect the scripts, FreeCAD document and reports in this repository. If a script cannot run during review, the slide and handbook reproduce the model chain. Call this a</w:t>
       </w:r>
       <w:r>
         <w:t xml:space="preserve"> </w:t>
@@ -1021,7 +1034,7 @@
         <w:t xml:space="preserve">“</w:t>
       </w:r>
       <w:r>
-        <w:t xml:space="preserve">We completed the Gen5 system-level computational evaluation. It predicts a useful orbital-energy change, but the complete configuration fails our preset 3U mass criterion. Numerical checks made that conclusion more credible and defined its limits. Gen5 is therefore a finished research result, not a selected 3U flight configuration.</w:t>
+        <w:t xml:space="preserve">We completed the Gen5 computational evaluation. It predicts an orbital-energy change, confirmed for the immediate two-body case. The modeled configuration fails our preset 3U mass criterion, and its side-fed reference geometry fails a CAD packaging check. Gen5 is a finished research result with recorded failures, not a selected flight configuration.</w:t>
       </w:r>
       <w:r>
         <w:t xml:space="preserve">”</w:t>
@@ -1030,7 +1043,7 @@
         <w:t xml:space="preserve"> </w:t>
       </w:r>
       <w:r>
-        <w:t xml:space="preserve">End on this decision. Future work follows as a separate section.</w:t>
+        <w:t xml:space="preserve">Future work follows separately.</w:t>
       </w:r>
     </w:p>
     <w:bookmarkEnd w:id="41"/>

--- a/university/final_review_2026_10_10/PRESENTER_REFERENCE.docx
+++ b/university/final_review_2026_10_10/PRESENTER_REFERENCE.docx
@@ -826,7 +826,7 @@
         <w:pStyle w:val="FirstParagraph"/>
       </w:pPr>
       <w:r>
-        <w:t xml:space="preserve">Explain the chain in the CAD render: cassettes feed a 3U satellite; the reusable magnet sled is driven along the 1.5 m track; the payload departs; the sled is arrested. Eight STEP solids were imported into FreeCAD 1.0 and exported as a native 20-instance review assembly and STEP exchange files. The imported solids lack parametric feature history. This is an inspectable geometry study, not an independently mass-verified installed assembly. The mass model still adopts a 9.45 kg sled from historical Gen3 CAD and A4 chassis analysis. No component has been built for VOLLEY.</w:t>
+        <w:t xml:space="preserve">Explain the chain in the CAD render: cassettes feed a 3U satellite; the reusable magnet sled moves to a release station 1.5 m from the breech along 1.8 m structural longerons; the payload departs; the sled is arrested. Eight STEP solids were imported into FreeCAD 1.0 and exported as a native 20-instance review assembly and STEP exchange files. The imported solids lack parametric feature history. This is an inspectable geometry study, not an independently mass-verified installed assembly. The mass model still adopts a 9.45 kg sled from historical Gen3 CAD and A4 chassis analysis. No component has been built for VOLLEY.</w:t>
       </w:r>
     </w:p>
     <w:bookmarkEnd w:id="34"/>
@@ -844,7 +844,20 @@
         <w:pStyle w:val="FirstParagraph"/>
       </w:pPr>
       <w:r>
-        <w:t xml:space="preserve">At the rated 3U operating point, the model predicts 16.029 m/s and 10.07 g. Gross electrical draw is 2,782 J, of which the payload receives about 514 J as kinetic energy. Only 47 J is recovered after release within the available 39 mm zone; 1,162 J of sled energy goes to the brake. Net electrical-to-payload efficiency is 18.8%. Peak current is 320 A over a 162.3 ms pulse. Do not say</w:t>
+        <w:t xml:space="preserve">At the rated 3U operating point, the model predicts 16.029 m/s and 10.07 g. Gross electrical draw is 2,782 J, of which the payload receives about 514 J as kinetic energy. Only 47 J is recovered after release within the available 39 mm zone; 1,162 J of sled energy goes to the brake. Net electrical-to-payload efficiency is 18.8%. Peak current is 320 A over a 162.3 ms pulse. P117 independently checks simple mass, work and kinetic-energy identities but leaves</w:t>
+      </w:r>
+      <w:r>
+        <w:t xml:space="preserve"> </w:t>
+      </w:r>
+      <w:r>
+        <w:rPr>
+          <w:b/>
+          <w:bCs/>
+        </w:rPr>
+        <w:t xml:space="preserve">124.488 J of gross draw unitemized</w:t>
+      </w:r>
+      <w:r>
+        <w:t xml:space="preserve">. Do not call the energy loss budget closed, or say</w:t>
       </w:r>
       <w:r>
         <w:t xml:space="preserve"> </w:t>

--- a/university/final_review_2026_10_10/PRESENTER_REFERENCE.docx
+++ b/university/final_review_2026_10_10/PRESENTER_REFERENCE.docx
@@ -269,7 +269,7 @@
         <w:t xml:space="preserve">“</w:t>
       </w:r>
       <w:r>
-        <w:t xml:space="preserve">Our thesis asks whether a hosted deployer can give each rideshare CubeSat a commanded release condition that improves its orbit enough to justify the whole machine. We completed a Gen5 computational evaluation. At the rated 3U point it predicts a 16.0 m/s release and an orbit benefit. The mass comparison fails, and a native CAD review identifies an 11 mm packaging shortfall in our side-fed reference layout. We will show those checks and the engineering decision.</w:t>
+        <w:t xml:space="preserve">Our thesis asks whether a hosted deployer can give each rideshare CubeSat a commanded release condition that improves its orbit enough to justify the whole machine. We completed a Gen5 computational evaluation. The historical model predicts 16.0 m/s, while a finite geometry force screen challenges that performance claim. The mass comparison fails, the matched twelve-shot screen closes no case, and a native CAD review identifies an 11 mm packaging shortfall in our side-fed reference layout. We will show those checks and the engineering decision.</w:t>
       </w:r>
       <w:r>
         <w:t xml:space="preserve">”</w:t>
@@ -293,7 +293,7 @@
         <w:t xml:space="preserve">“</w:t>
       </w:r>
       <w:r>
-        <w:t xml:space="preserve">The research question now has an evidence-based answer. A commanded release has conditional orbital value in the model, but this Gen5 configuration is not competitive on the stated 3U mass criterion. That finding closes the Gen5 analytical study. Physical qualification and the Gen6 mechanism trade are future work.</w:t>
+        <w:t xml:space="preserve">The research question now has documented negative findings and an unresolved force-model discrepancy. A commanded release has conditional orbital value in the model, but this Gen5 configuration is not competitive on the stated 3U mass criterion. That finding closes the Gen5 analytical study. Physical qualification and the Gen6 mechanism trade are future work.</w:t>
       </w:r>
       <w:r>
         <w:t xml:space="preserve">”</w:t>
@@ -433,15 +433,15 @@
           <w:b/>
           <w:bCs/>
         </w:rPr>
-        <w:t xml:space="preserve">1, 3, 5–7, 9–13, 15–16, 18–20</w:t>
-      </w:r>
-      <w:r>
-        <w:t xml:space="preserve">, keeping the literature and model tables brief. Lead with the thesis answer and close on the engineering decision. Keep the mass failure and evidence boundary. Slides 22–23 are references for questions. The full route follows all 23 slides in order.</w:t>
+        <w:t xml:space="preserve">1, 3, 5–7, 9–14, 17–18, 19, 21–23</w:t>
+      </w:r>
+      <w:r>
+        <w:t xml:space="preserve">, keeping the literature and model tables brief. Lead with the thesis answer and close on the engineering decision. Keep the mass failure and evidence boundary. Slides 25–26 are references for questions. The full route follows all 26 slides in order.</w:t>
       </w:r>
     </w:p>
     <w:bookmarkEnd w:id="21"/>
     <w:bookmarkEnd w:id="22"/>
-    <w:bookmarkStart w:id="45" w:name="slide-by-slide-speaking-notes"/>
+    <w:bookmarkStart w:id="48" w:name="slide-by-slide-speaking-notes"/>
     <w:p>
       <w:pPr>
         <w:pStyle w:val="Heading1"/>
@@ -903,13 +903,31 @@
       </w:r>
     </w:p>
     <w:bookmarkEnd w:id="35"/>
-    <w:bookmarkStart w:id="36" w:name="results-command-precision"/>
+    <w:bookmarkStart w:id="36" w:name="results-finite-force-discrepancy"/>
     <w:p>
       <w:pPr>
         <w:pStyle w:val="Heading2"/>
       </w:pPr>
       <w:r>
-        <w:t xml:space="preserve">14. Results — command precision</w:t>
+        <w:t xml:space="preserve">14. Results — finite force discrepancy</w:t>
+      </w:r>
+    </w:p>
+    <w:p>
+      <w:pPr>
+        <w:pStyle w:val="FirstParagraph"/>
+      </w:pPr>
+      <w:r>
+        <w:t xml:space="preserve">Explain that 16.029 m/s assumes periodic force through the whole 1.3 m. The CAD array loses direct stator overlap after 1.066 m. A 3-D analytic volume integral of the finite belts gives 1.042 kJ of ideal work and 12.448 m/s with phase optimized at every point; real circuit limits reduce this model result. This screen shares the earlier magnetic field law, so independent FEM force verification remains open. Do not call 12.448 m/s measured or an accepted replacement baseline.</w:t>
+      </w:r>
+    </w:p>
+    <w:bookmarkEnd w:id="36"/>
+    <w:bookmarkStart w:id="37" w:name="results-command-precision"/>
+    <w:p>
+      <w:pPr>
+        <w:pStyle w:val="Heading2"/>
+      </w:pPr>
+      <w:r>
+        <w:t xml:space="preserve">15. Results — command precision</w:t>
       </w:r>
     </w:p>
     <w:p>
@@ -931,14 +949,14 @@
         <w:t xml:space="preserve">) spread around a 15.8 m/s setpoint. It includes assumed sensor and plant tolerances, with control headroom. A panel member may ask whether that precision survives real contacts, thermal changes or payload variability. Answer: those are unmeasured and require an instrumented release test and model correlation.</w:t>
       </w:r>
     </w:p>
-    <w:bookmarkEnd w:id="36"/>
-    <w:bookmarkStart w:id="37" w:name="results-orbit"/>
+    <w:bookmarkEnd w:id="37"/>
+    <w:bookmarkStart w:id="38" w:name="results-orbit"/>
     <w:p>
       <w:pPr>
         <w:pStyle w:val="Heading2"/>
       </w:pPr>
       <w:r>
-        <w:t xml:space="preserve">15. Results — orbit</w:t>
+        <w:t xml:space="preserve">16. Results — orbit</w:t>
       </w:r>
     </w:p>
     <w:p>
@@ -949,14 +967,14 @@
         <w:t xml:space="preserve">At the rated 16.029 m/s release point, an independent Cartesian two-body integration reproduces the immediate 28.800775 km semi-major-axis rise within the declared numerical band. This checks orbital mechanics for that state, not atmospheric lifetime. The model’s 1.60× lifetime multiplier at mean solar activity remains unverified at this exact point; a prior invariance claim failed an independent propagator check. Spring impulse, differential drag or a host maneuver can create relative state and phase satellites; waiting alone cannot.</w:t>
       </w:r>
     </w:p>
-    <w:bookmarkEnd w:id="37"/>
-    <w:bookmarkStart w:id="38" w:name="results-mass"/>
+    <w:bookmarkEnd w:id="38"/>
+    <w:bookmarkStart w:id="39" w:name="results-mass"/>
     <w:p>
       <w:pPr>
         <w:pStyle w:val="Heading2"/>
       </w:pPr>
       <w:r>
-        <w:t xml:space="preserve">16. Results — mass</w:t>
+        <w:t xml:space="preserve">17. Results — mass</w:t>
       </w:r>
     </w:p>
     <w:p>
@@ -967,14 +985,14 @@
         <w:t xml:space="preserve">This is the decisive negative result. Dry mass is 126.6 kg, loaded mass 174.6 kg. The twelve-3U configuration spends 10.55 kg of deployer per satellite, about 1.76 times the roughly 6 kg spring-canister comparison. The predeclared criterion was within 15%, so Gen5 fails. A modelled 50.04 kg enclosure replaced an 8 kg placeholder and exposed the penalty. Do not imply the full assembly is mass-competitive for 3U.</w:t>
       </w:r>
     </w:p>
-    <w:bookmarkEnd w:id="38"/>
-    <w:bookmarkStart w:id="39" w:name="results-cad-packaging-check"/>
+    <w:bookmarkEnd w:id="39"/>
+    <w:bookmarkStart w:id="40" w:name="results-cad-packaging-check"/>
     <w:p>
       <w:pPr>
         <w:pStyle w:val="Heading2"/>
       </w:pPr>
       <w:r>
-        <w:t xml:space="preserve">17. Results — CAD packaging check</w:t>
+        <w:t xml:space="preserve">18. Results — CAD packaging check</w:t>
       </w:r>
     </w:p>
     <w:p>
@@ -998,14 +1016,32 @@
         <w:t xml:space="preserve">; it does not rule out every layout or determine a manufacturable tolerance stack. It is a real negative CAD check, not a rendering defect. P116 records the geometry and reproduction steps.</w:t>
       </w:r>
     </w:p>
-    <w:bookmarkEnd w:id="39"/>
-    <w:bookmarkStart w:id="40" w:name="results-simulation-demonstration"/>
+    <w:bookmarkEnd w:id="40"/>
+    <w:bookmarkStart w:id="41" w:name="results-unselected-r1-feeder"/>
     <w:p>
       <w:pPr>
         <w:pStyle w:val="Heading2"/>
       </w:pPr>
       <w:r>
-        <w:t xml:space="preserve">18. Results — simulation demonstration</w:t>
+        <w:t xml:space="preserve">19. Results — unselected R1 feeder</w:t>
+      </w:r>
+    </w:p>
+    <w:p>
+      <w:pPr>
+        <w:pStyle w:val="FirstParagraph"/>
+      </w:pPr>
+      <w:r>
+        <w:t xml:space="preserve">The widened 570 mm enclosure clears twelve scripted 3U-envelope routes in exact-solid geometry. Show the native FreeCAD file and STEP set as review artifacts. The real lift/carriage and launch retention have not been designed, and R1 needs new mass, host and structural analyses. It is separate from the evaluated Gen5 configuration.</w:t>
+      </w:r>
+    </w:p>
+    <w:bookmarkEnd w:id="41"/>
+    <w:bookmarkStart w:id="42" w:name="results-simulation-demonstration"/>
+    <w:p>
+      <w:pPr>
+        <w:pStyle w:val="Heading2"/>
+      </w:pPr>
+      <w:r>
+        <w:t xml:space="preserve">20. Results — simulation demonstration</w:t>
       </w:r>
     </w:p>
     <w:p>
@@ -1029,14 +1065,14 @@
         <w:t xml:space="preserve">.</w:t>
       </w:r>
     </w:p>
-    <w:bookmarkEnd w:id="40"/>
-    <w:bookmarkStart w:id="41" w:name="conclusion"/>
+    <w:bookmarkEnd w:id="42"/>
+    <w:bookmarkStart w:id="43" w:name="results-matched-reference-mission"/>
     <w:p>
       <w:pPr>
         <w:pStyle w:val="Heading2"/>
       </w:pPr>
       <w:r>
-        <w:t xml:space="preserve">19. Conclusion</w:t>
+        <w:t xml:space="preserve">21. Results — matched reference mission</w:t>
       </w:r>
     </w:p>
     <w:p>
@@ -1044,10 +1080,28 @@
         <w:pStyle w:val="FirstParagraph"/>
       </w:pPr>
       <w:r>
+        <w:t xml:space="preserve">The comparison fixes one payload, host, start orbit and target. With assumed device masses, spring release needs 2.693 kg ideal host propellant for one matched target; finite Gen5 needs 0.827 kg. The common-input twelve-shot optimizer finds accepted prefixes 4/12 and 1/12 respectively; neither closes. The optimizer result and component masses are scenario assumptions, not a customer benefit or a proof of impossibility.</w:t>
+      </w:r>
+    </w:p>
+    <w:bookmarkEnd w:id="43"/>
+    <w:bookmarkStart w:id="44" w:name="conclusion"/>
+    <w:p>
+      <w:pPr>
+        <w:pStyle w:val="Heading2"/>
+      </w:pPr>
+      <w:r>
+        <w:t xml:space="preserve">22. Conclusion</w:t>
+      </w:r>
+    </w:p>
+    <w:p>
+      <w:pPr>
+        <w:pStyle w:val="FirstParagraph"/>
+      </w:pPr>
+      <w:r>
         <w:t xml:space="preserve">“</w:t>
       </w:r>
       <w:r>
-        <w:t xml:space="preserve">We completed the Gen5 computational evaluation. It predicts an orbital-energy change, confirmed for the immediate two-body case. The modeled configuration fails our preset 3U mass criterion, and its side-fed reference geometry fails a CAD packaging check. Gen5 is a finished research result with recorded failures, not a selected flight configuration.</w:t>
+        <w:t xml:space="preserve">We documented Gen5’s computational results and decisive checks. The finite-force screen challenges the historical speed prediction, the modeled configuration fails our 3U mass criterion, and the evaluated side-fed geometry clashes. None of the matched twelve-shot reference cases closes. Gen5 has recorded adverse results and open force closure, not a selected flight configuration.</w:t>
       </w:r>
       <w:r>
         <w:t xml:space="preserve">”</w:t>
@@ -1059,14 +1113,14 @@
         <w:t xml:space="preserve">Future work follows separately.</w:t>
       </w:r>
     </w:p>
-    <w:bookmarkEnd w:id="41"/>
-    <w:bookmarkStart w:id="42" w:name="future-work-gen6"/>
+    <w:bookmarkEnd w:id="44"/>
+    <w:bookmarkStart w:id="45" w:name="future-work-gen6"/>
     <w:p>
       <w:pPr>
         <w:pStyle w:val="Heading2"/>
       </w:pPr>
       <w:r>
-        <w:t xml:space="preserve">20. Future work — Gen6</w:t>
+        <w:t xml:space="preserve">23. Future work — Gen6</w:t>
       </w:r>
     </w:p>
     <w:p>
@@ -1077,14 +1131,14 @@
         <w:t xml:space="preserve">Gen6 retains the mission and reopens hardware selection. One reusable path must sequentially accept different supported payload classes. The research envelope is about 1–2 m/s through 1 km/s. The high end is a study target, not a validated speed. Electromagnetic drive is interesting but not selected; compare it with mechanical, stored energy, gas/fluid, hybrid, BOLLEY and conventional paths using the same mission and installed-burden accounting.</w:t>
       </w:r>
     </w:p>
-    <w:bookmarkEnd w:id="42"/>
-    <w:bookmarkStart w:id="43" w:name="future-work-test-article"/>
+    <w:bookmarkEnd w:id="45"/>
+    <w:bookmarkStart w:id="46" w:name="future-work-test-article"/>
     <w:p>
       <w:pPr>
         <w:pStyle w:val="Heading2"/>
       </w:pPr>
       <w:r>
-        <w:t xml:space="preserve">21. Future work — test article</w:t>
+        <w:t xml:space="preserve">24. Future work — test article</w:t>
       </w:r>
     </w:p>
     <w:p>
@@ -1107,14 +1161,14 @@
         <w:t xml:space="preserve">”</w:t>
       </w:r>
     </w:p>
-    <w:bookmarkEnd w:id="43"/>
-    <w:bookmarkStart w:id="44" w:name="references"/>
+    <w:bookmarkEnd w:id="46"/>
+    <w:bookmarkStart w:id="47" w:name="references"/>
     <w:p>
       <w:pPr>
         <w:pStyle w:val="Heading2"/>
       </w:pPr>
       <w:r>
-        <w:t xml:space="preserve">22–23. References</w:t>
+        <w:t xml:space="preserve">25–26. References</w:t>
       </w:r>
     </w:p>
     <w:p>
@@ -1137,9 +1191,9 @@
         <w:t xml:space="preserve">”</w:t>
       </w:r>
     </w:p>
-    <w:bookmarkEnd w:id="44"/>
-    <w:bookmarkEnd w:id="45"/>
-    <w:bookmarkStart w:id="46" w:name="key-numbers-card"/>
+    <w:bookmarkEnd w:id="47"/>
+    <w:bookmarkEnd w:id="48"/>
+    <w:bookmarkStart w:id="49" w:name="key-numbers-card"/>
     <w:p>
       <w:pPr>
         <w:pStyle w:val="Heading1"/>
@@ -1213,7 +1267,39 @@
               <w:t xml:space="preserve">“</w:t>
             </w:r>
             <w:r>
-              <w:t xml:space="preserve">Gen5 modelled 3U exit velocity</w:t>
+              <w:t xml:space="preserve">Historical periodic-force model prediction, challenged by finite geometry</w:t>
+            </w:r>
+            <w:r>
+              <w:t xml:space="preserve">”</w:t>
+            </w:r>
+          </w:p>
+        </w:tc>
+      </w:tr>
+      <w:tr>
+        <w:tc>
+          <w:tcPr/>
+          <w:p>
+            <w:pPr>
+              <w:pStyle w:val="Compact"/>
+              <w:jc w:val="left"/>
+            </w:pPr>
+            <w:r>
+              <w:t xml:space="preserve">12.448 m/s</w:t>
+            </w:r>
+          </w:p>
+        </w:tc>
+        <w:tc>
+          <w:tcPr/>
+          <w:p>
+            <w:pPr>
+              <w:pStyle w:val="Compact"/>
+              <w:jc w:val="left"/>
+            </w:pPr>
+            <w:r>
+              <w:t xml:space="preserve">“</w:t>
+            </w:r>
+            <w:r>
+              <w:t xml:space="preserve">Finite analytic geometry-only speed under ideal phase and omitted circuit losses</w:t>
             </w:r>
             <w:r>
               <w:t xml:space="preserve">”</w:t>
@@ -1585,8 +1671,8 @@
         </w:tc>
       </w:tr>
     </w:tbl>
-    <w:bookmarkEnd w:id="46"/>
-    <w:bookmarkStart w:id="47" w:name="equations-to-recall"/>
+    <w:bookmarkEnd w:id="49"/>
+    <w:bookmarkStart w:id="50" w:name="equations-to-recall"/>
     <w:p>
       <w:pPr>
         <w:pStyle w:val="Heading1"/>
@@ -1968,8 +2054,8 @@
         <w:t xml:space="preserve">.</w:t>
       </w:r>
     </w:p>
-    <w:bookmarkEnd w:id="47"/>
-    <w:bookmarkStart w:id="48" w:name="likely-viva-questions"/>
+    <w:bookmarkEnd w:id="50"/>
+    <w:bookmarkStart w:id="51" w:name="likely-viva-questions"/>
     <w:p>
       <w:pPr>
         <w:pStyle w:val="Heading1"/>
@@ -2158,8 +2244,8 @@
         <w:t xml:space="preserve">First freeze the selected mission and configuration. Then use a discriminating instrumented coupon to measure the mechanism’s force/contact/release behavior and compare it with predeclared acceptance and stop criteria. The exact coupon follows the Gen6 trade, not the other way around.</w:t>
       </w:r>
     </w:p>
-    <w:bookmarkEnd w:id="48"/>
-    <w:bookmarkStart w:id="49" w:name="phrases-to-avoid-in-the-review"/>
+    <w:bookmarkEnd w:id="51"/>
+    <w:bookmarkStart w:id="52" w:name="phrases-to-avoid-in-the-review"/>
     <w:p>
       <w:pPr>
         <w:pStyle w:val="Heading1"/>
@@ -2476,8 +2562,8 @@
         </w:tc>
       </w:tr>
     </w:tbl>
-    <w:bookmarkEnd w:id="49"/>
-    <w:bookmarkStart w:id="50" w:name="source-quick-map"/>
+    <w:bookmarkEnd w:id="52"/>
+    <w:bookmarkStart w:id="53" w:name="source-quick-map"/>
     <w:p>
       <w:pPr>
         <w:pStyle w:val="Heading1"/>
@@ -2672,7 +2758,7 @@
         <w:t xml:space="preserve">.</w:t>
       </w:r>
     </w:p>
-    <w:bookmarkEnd w:id="50"/>
+    <w:bookmarkEnd w:id="53"/>
     <w:sectPr/>
   </w:body>
 </w:document>

--- a/university/final_review_2026_10_10/PRESENTER_REFERENCE.docx
+++ b/university/final_review_2026_10_10/PRESENTER_REFERENCE.docx
@@ -1049,7 +1049,7 @@
         <w:pStyle w:val="FirstParagraph"/>
       </w:pPr>
       <w:r>
-        <w:t xml:space="preserve">Walk through four transparent steps: choose the modelled 3U case; show the shot figure and operating-point table; independently integrate its release state for two orbits; then inspect the rated-orbit plot, mass comparison and FreeCAD section. The panel can inspect the scripts, FreeCAD document and reports in this repository. If a script cannot run during review, the slide and handbook reproduce the model chain. Call this a</w:t>
+        <w:t xml:space="preserve">Walk through the revised evidence chain on the slide: the finite-position force curve challenges the historical constant-force shot, then the common-input mission screen compares the assumed finite-force ideal upper speed with springs and the historical model. The accepted twelve-shot prefixes are limited and no case closes. The panel can inspect P118, the matched-mission result JSON, scripts, FreeCAD documents and reports in this repository. If a script cannot run during review, the slide and handbook reproduce the captured outputs. Call this a</w:t>
       </w:r>
       <w:r>
         <w:t xml:space="preserve"> </w:t>
@@ -1062,7 +1062,7 @@
         <w:t xml:space="preserve">computational demonstration</w:t>
       </w:r>
       <w:r>
-        <w:t xml:space="preserve">.</w:t>
+        <w:t xml:space="preserve">, never a motor test.</w:t>
       </w:r>
     </w:p>
     <w:bookmarkEnd w:id="42"/>

--- a/university/final_review_2026_10_10/PRESENTER_REFERENCE.docx
+++ b/university/final_review_2026_10_10/PRESENTER_REFERENCE.docx
@@ -790,7 +790,7 @@
         <w:pStyle w:val="FirstParagraph"/>
       </w:pPr>
       <w:r>
-        <w:t xml:space="preserve">This is the strongest proof that the thesis is a finished analysis rather than an early proposal. CAD-derived sled mass displaced an optimistic parametric estimate; a depth-resolved thrust integral lowered the rated velocity; a real enclosure buildup exposed the mass failure; and an independent propagator check rejected an overbroad solar-activity claim. State that the reported numbers are the corrected baseline and that failed claims were retained in the record. Do not present these as physical validation.</w:t>
+        <w:t xml:space="preserve">This is the strongest proof that the thesis is a finished analysis rather than an early proposal. CAD-derived sled mass displaced an optimistic parametric estimate; a depth-resolved thrust integral lowered the historical model velocity; a real enclosure buildup exposed the mass failure; and an independent propagator check rejected an overbroad solar-activity claim. State that the old shot numbers remain traceable, but the finite-force discrepancy prevents a final speed rating and that failed claims were retained in the record. Do not present these as physical validation.</w:t>
       </w:r>
     </w:p>
     <w:bookmarkEnd w:id="32"/>
@@ -830,13 +830,13 @@
       </w:r>
     </w:p>
     <w:bookmarkEnd w:id="34"/>
-    <w:bookmarkStart w:id="35" w:name="results-rated-shot"/>
+    <w:bookmarkStart w:id="35" w:name="results-historical-modeled-shot"/>
     <w:p>
       <w:pPr>
         <w:pStyle w:val="Heading2"/>
       </w:pPr>
       <w:r>
-        <w:t xml:space="preserve">13. Results — rated shot</w:t>
+        <w:t xml:space="preserve">13. Results — historical modeled shot</w:t>
       </w:r>
     </w:p>
     <w:p>
@@ -844,7 +844,7 @@
         <w:pStyle w:val="FirstParagraph"/>
       </w:pPr>
       <w:r>
-        <w:t xml:space="preserve">At the rated 3U operating point, the model predicts 16.029 m/s and 10.07 g. Gross electrical draw is 2,782 J, of which the payload receives about 514 J as kinetic energy. Only 47 J is recovered after release within the available 39 mm zone; 1,162 J of sled energy goes to the brake. Net electrical-to-payload efficiency is 18.8%. Peak current is 320 A over a 162.3 ms pulse. P117 independently checks simple mass, work and kinetic-energy identities but leaves</w:t>
+        <w:t xml:space="preserve">At the historical modeled 3U point, the periodic-force model predicts 16.029 m/s and 10.07 g. Gross electrical draw is 2,782 J, of which the payload receives about 514 J as kinetic energy. Only 47 J is recovered after release within the available 39 mm zone; 1,162 J of sled energy goes to the brake. Net electrical-to-payload efficiency is 18.8%. Peak current is 320 A over a 162.3 ms pulse. P117 independently checks simple mass, work and kinetic-energy identities but leaves</w:t>
       </w:r>
       <w:r>
         <w:t xml:space="preserve"> </w:t>
@@ -964,7 +964,7 @@
         <w:pStyle w:val="FirstParagraph"/>
       </w:pPr>
       <w:r>
-        <w:t xml:space="preserve">At the rated 16.029 m/s release point, an independent Cartesian two-body integration reproduces the immediate 28.800775 km semi-major-axis rise within the declared numerical band. This checks orbital mechanics for that state, not atmospheric lifetime. The model’s 1.60× lifetime multiplier at mean solar activity remains unverified at this exact point; a prior invariance claim failed an independent propagator check. Spring impulse, differential drag or a host maneuver can create relative state and phase satellites; waiting alone cannot.</w:t>
+        <w:t xml:space="preserve">For the assumed historical 16.029 m/s release state, an independent Cartesian two-body integration reproduces the immediate 28.800775 km semi-major-axis rise within the declared numerical band. This checks orbital mechanics for that state, not atmospheric lifetime. The model’s 1.60× lifetime multiplier at mean solar activity remains unverified at this exact point; a prior invariance claim failed an independent propagator check. Spring impulse, differential drag or a host maneuver can create relative state and phase satellites; waiting alone cannot.</w:t>
       </w:r>
     </w:p>
     <w:bookmarkEnd w:id="38"/>

--- a/university/final_review_2026_10_10/PRESENTER_REFERENCE.docx
+++ b/university/final_review_2026_10_10/PRESENTER_REFERENCE.docx
@@ -844,7 +844,7 @@
         <w:pStyle w:val="FirstParagraph"/>
       </w:pPr>
       <w:r>
-        <w:t xml:space="preserve">At the historical modeled 3U point, the periodic-force model predicts 16.029 m/s and 10.07 g. Gross electrical draw is 2,782 J, of which the payload receives about 514 J as kinetic energy. Only 47 J is recovered after release within the available 39 mm zone; 1,162 J of sled energy goes to the brake. Net electrical-to-payload efficiency is 18.8%. Peak current is 320 A over a 162.3 ms pulse. P117 independently checks simple mass, work and kinetic-energy identities but leaves</w:t>
+        <w:t xml:space="preserve">At the historical modeled 3U point, the periodic-force model predicts 16.029 m/s and 10.07 g. Gross electrical draw is 2,782 J, of which the payload receives about 514 J as kinetic energy. Only 47 J is recovered after release within the available 39 mm zone; 1,162 J of sled energy goes to the brake. Net electrical-to-payload efficiency is 18.8%. Peak current is 320 A over a 162.3 ms pulse. P117 checks simple identities and reconciles</w:t>
       </w:r>
       <w:r>
         <w:t xml:space="preserve"> </w:t>
@@ -854,10 +854,13 @@
           <w:b/>
           <w:bCs/>
         </w:rPr>
-        <w:t xml:space="preserve">124.488 J of gross draw unitemized</w:t>
-      </w:r>
-      <w:r>
-        <w:t xml:space="preserve">. Do not call the energy loss budget closed, or say</w:t>
+        <w:t xml:space="preserve">124.488 J of compact-output remainder</w:t>
+      </w:r>
+      <w:r>
+        <w:t xml:space="preserve"> </w:t>
+      </w:r>
+      <w:r>
+        <w:t xml:space="preserve">to assumed converter, auxiliary and integration terms. P119’s 2-D FEM gives 1.082 kJ ideal work; P120’s assumed full-winding bank case gives 2.099 kJ gross under the finite force curve. Neither selects hardware or verifies a release speed. Do not say</w:t>
       </w:r>
       <w:r>
         <w:t xml:space="preserve"> </w:t>
@@ -1049,7 +1052,7 @@
         <w:pStyle w:val="FirstParagraph"/>
       </w:pPr>
       <w:r>
-        <w:t xml:space="preserve">Walk through the revised evidence chain on the slide: the finite-position force curve challenges the historical constant-force shot, then the common-input mission screen compares the assumed finite-force ideal upper speed with springs and the historical model. The accepted twelve-shot prefixes are limited and no case closes. The panel can inspect P118, the matched-mission result JSON, scripts, FreeCAD documents and reports in this repository. If a script cannot run during review, the slide and handbook reproduce the captured outputs. Call this a</w:t>
+        <w:t xml:space="preserve">Walk through the revised evidence chain on the slide: P118’s finite-position force curve challenges the historical constant-force shot, P119 independently checks the 2-D field trend, and P120 reruns the bank trajectory conditionally. The common-input mission screen compares the assumed finite-force ideal upper speed with springs and the historical model. The accepted twelve-shot prefixes are limited and no case closes. The panel can inspect P118–P120, the matched-mission result JSON, scripts, FreeCAD documents and reports in this repository. If a script cannot run during review, the slide and handbook reproduce the captured outputs. Call this a</w:t>
       </w:r>
       <w:r>
         <w:t xml:space="preserve"> </w:t>
@@ -2363,7 +2366,7 @@
               <w:t xml:space="preserve">“</w:t>
             </w:r>
             <w:r>
-              <w:t xml:space="preserve">The Gen5 model predicts 16 m/s; selected numerical checks exist.</w:t>
+              <w:t xml:space="preserve">The historical periodic model predicts 16 m/s; finite-force checks challenge it, and no selected speed rating exists.</w:t>
             </w:r>
             <w:r>
               <w:t xml:space="preserve">”</w:t>

--- a/university/final_review_2026_10_10/PRESENTER_REFERENCE.docx
+++ b/university/final_review_2026_10_10/PRESENTER_REFERENCE.docx
@@ -860,7 +860,7 @@
         <w:t xml:space="preserve"> </w:t>
       </w:r>
       <w:r>
-        <w:t xml:space="preserve">to assumed converter, auxiliary and integration terms. P119’s 2-D FEM gives 1.082 kJ ideal work; P120’s assumed full-winding bank case gives 2.099 kJ gross under the finite force curve. Neither selects hardware or verifies a release speed. Do not say</w:t>
+        <w:t xml:space="preserve">to assumed converter, auxiliary and integration terms. P119’s 2-D FEM gives 1.082 kJ in-plane work; P121 independently gives 1.042 kJ ideal full-depth work; P122’s illustrative 14 mm gap reduces it to 0.907 kJ. P120’s assumed full-winding bank case gives 2.099 kJ gross under the finite force curve. Neither selects hardware or verifies a release speed. Do not say</w:t>
       </w:r>
       <w:r>
         <w:t xml:space="preserve"> </w:t>
@@ -1052,7 +1052,7 @@
         <w:pStyle w:val="FirstParagraph"/>
       </w:pPr>
       <w:r>
-        <w:t xml:space="preserve">Walk through the revised evidence chain on the slide: P118’s finite-position force curve challenges the historical constant-force shot, P119 independently checks the 2-D field trend, and P120 reruns the bank trajectory conditionally. The common-input mission screen compares the assumed finite-force ideal upper speed with springs and the historical model. The accepted twelve-shot prefixes are limited and no case closes. The panel can inspect P118–P120, the matched-mission result JSON, scripts, FreeCAD documents and reports in this repository. If a script cannot run during review, the slide and handbook reproduce the captured outputs. Call this a</w:t>
+        <w:t xml:space="preserve">Walk through the revised evidence chain on the slide: P118’s finite-position force curve challenges the historical constant-force shot, P119 independently checks the 2-D field trend, P121 separately checks the ideal full-depth integral, P122 tests illustrative geometry perturbations, and P120 reruns the bank trajectory conditionally. The common-input mission screen compares the assumed finite-force ideal upper speed with springs and the historical model. The accepted twelve-shot prefixes are limited and no case closes. The panel can inspect P118–P122, the matched-mission result JSON, scripts, FreeCAD documents and reports in this repository. If a script cannot run during review, the slide and handbook reproduce the captured outputs. Call this a</w:t>
       </w:r>
       <w:r>
         <w:t xml:space="preserve"> </w:t>

--- a/university/final_review_2026_10_10/PRESENTER_REFERENCE.docx
+++ b/university/final_review_2026_10_10/PRESENTER_REFERENCE.docx
@@ -476,7 +476,7 @@
         <w:t xml:space="preserve"> </w:t>
       </w:r>
       <w:r>
-        <w:t xml:space="preserve">The cover image is the university logo; show the CAD render on slide 12 as a model, not physical hardware.</w:t>
+        <w:t xml:space="preserve">The cover image is the university logo. The STEP-derived views beginning on slide 3 are model geometry, not physical hardware.</w:t>
       </w:r>
     </w:p>
     <w:bookmarkEnd w:id="23"/>
@@ -512,7 +512,7 @@
         <w:pStyle w:val="FirstParagraph"/>
       </w:pPr>
       <w:r>
-        <w:t xml:space="preserve">NASA documents the rideshare destination constraint; Planet and Spire show repeatable smallsat platforms. Those are market context, not VOLLEY customers. A carrier, rideshare integrator or fleet operator is only a candidate buyer for several useful release states from one host. Compare actual spring impulse, host manoeuvres, transport and onboard propulsion on the same mission. Waiting alone between zero-relative-impulse releases from an unchanged host creates no persistent phase separation. Say the finding early: modeled Gen5 orbital benefit is conditional, while its 3U mass comparison fails. There is no confirmed buyer or approved host. The local MARKET_AND_CUSTOMER_FIT.md audits the source reports and spacecraft classes.</w:t>
+        <w:t xml:space="preserve">NASA documents the rideshare destination constraint; Planet and Spire show repeatable smallsat platforms. Those are market context, not VOLLEY customers. A carrier, rideshare integrator or fleet operator is only a candidate buyer for several useful release states from one host. The image is the Gen5 STEP reference with its enclosure hidden; its side-fed fit fails. Compare actual spring impulse, host manoeuvres, transport and onboard propulsion on the same mission. Waiting alone between zero-relative-impulse releases from an unchanged host creates no persistent phase separation. Say the finding early: modeled Gen5 orbital benefit is conditional, while its 3U mass comparison fails. There is no confirmed buyer or approved host. The local MARKET_AND_CUSTOMER_FIT.md audits the source reports and spacecraft classes.</w:t>
       </w:r>
     </w:p>
     <w:bookmarkEnd w:id="25"/>
@@ -808,7 +808,7 @@
         <w:pStyle w:val="FirstParagraph"/>
       </w:pPr>
       <w:r>
-        <w:t xml:space="preserve">Show tangible completed deliverables: manuscript, CAD, system model, scripts, numerical run sheets, baseline, provenance and defect register. State that the thesis closes an analytical question; hardware tests, a qualified payload and host agreement are separate development milestones. Avoid a percentage-complete claim, since research completion and product readiness are different dimensions.</w:t>
+        <w:t xml:space="preserve">Show tangible completed deliverables: manuscript, CAD, system model, scripts, numerical run sheets, baseline, provenance and defect register. The STEP-derived outer-envelope view conceals the documented internal clash; point that out before anyone mistakes it for an approved package. State that the thesis closes an analytical question; hardware tests, a qualified payload and host agreement are separate development milestones. Avoid a percentage-complete claim, since research completion and product readiness are different dimensions.</w:t>
       </w:r>
     </w:p>
     <w:bookmarkEnd w:id="33"/>
@@ -826,7 +826,7 @@
         <w:pStyle w:val="FirstParagraph"/>
       </w:pPr>
       <w:r>
-        <w:t xml:space="preserve">Explain the chain in the CAD render: cassettes feed a 3U satellite; the reusable magnet sled moves to a release station 1.5 m from the breech along 1.8 m structural longerons; the payload departs; the sled is arrested. Eight STEP solids were imported into FreeCAD 1.0 and exported as a native 20-instance review assembly and STEP exchange files. The imported solids lack parametric feature history. This is an inspectable geometry study, not an independently mass-verified installed assembly. The mass model still adopts a 9.45 kg sled from historical Gen3 CAD and A4 chassis analysis. No component has been built for VOLLEY.</w:t>
+        <w:t xml:space="preserve">Explain the intended chain in the STEP-derived view: cassettes would feed a 3U satellite; the reusable magnet sled moves to a release station 1.5 m from the breech along 1.8 m structural longerons; the payload would depart and the sled be arrested. The image shows the fixed reference placement, not a modeled working feed sequence; its enclosure is hidden and the side-fed solids clash. Eight source STEP B-reps were imported into FreeCAD 1.0 and exported as a native 20-instance review assembly and STEP exchange files. The imported solids lack parametric feature history. This is an inspectable geometry study, not an independently mass-verified installed assembly. The mass model still adopts a 9.45 kg sled from historical Gen3 CAD and A4 chassis analysis. No component has been built for VOLLEY.</w:t>
       </w:r>
     </w:p>
     <w:bookmarkEnd w:id="34"/>
@@ -1034,7 +1034,7 @@
         <w:pStyle w:val="FirstParagraph"/>
       </w:pPr>
       <w:r>
-        <w:t xml:space="preserve">The widened 570 mm enclosure clears twelve scripted 3U-envelope routes in exact-solid geometry. Show the native FreeCAD file and STEP set as review artifacts. The real lift/carriage and launch retention have not been designed, and R1 needs new mass, host and structural analyses. It is separate from the evaluated Gen5 configuration.</w:t>
+        <w:t xml:space="preserve">The widened 570 mm enclosure clears twelve scripted 3U-envelope routes in exact-solid geometry. The slide’s STEP-derived Blender view hides that enclosure; it is a candidate arrangement, not a moving simulation or FreeCAD GUI screenshot. Show the native FreeCAD file and STEP set as review artifacts. The real lift/carriage and launch retention have not been designed, and R1 needs new mass, host and structural analyses. It is separate from the evaluated Gen5 configuration.</w:t>
       </w:r>
     </w:p>
     <w:bookmarkEnd w:id="41"/>

--- a/university/final_review_2026_10_10/PRESENTER_REFERENCE.docx
+++ b/university/final_review_2026_10_10/PRESENTER_REFERENCE.docx
@@ -1083,7 +1083,23 @@
         <w:pStyle w:val="FirstParagraph"/>
       </w:pPr>
       <w:r>
-        <w:t xml:space="preserve">The comparison fixes one payload, host, start orbit and target. With assumed device masses, spring release needs 2.693 kg ideal host propellant for one matched target; finite Gen5 needs 0.827 kg. The common-input twelve-shot optimizer finds accepted prefixes 4/12 and 1/12 respectively; neither closes. The optimizer result and component masses are scenario assumptions, not a customer benefit or a proof of impossibility.</w:t>
+        <w:t xml:space="preserve">The comparison fixes one payload, host, start orbit and target. With assumed device masses, spring release needs 2.693 kg ideal host propellant for one matched target; finite Gen5 needs 0.827 kg.</w:t>
+      </w:r>
+      <w:r>
+        <w:t xml:space="preserve"> </w:t>
+      </w:r>
+      <w:r>
+        <w:rPr>
+          <w:b/>
+          <w:bCs/>
+        </w:rPr>
+        <w:t xml:space="preserve">The P123 card now adds the installed comparison:</w:t>
+      </w:r>
+      <w:r>
+        <w:t xml:space="preserve"> </w:t>
+      </w:r>
+      <w:r>
+        <w:t xml:space="preserve">after resizing fuel for only that event and equal reserve, Gen5 device plus fuel is still 52.717 kg heavier. The common-input twelve-shot optimizer finds accepted prefixes 4/12 and 1/12 respectively; neither closes. The optimizer result and component masses are scenario assumptions, not a customer benefit or a proof of impossibility.</w:t>
       </w:r>
     </w:p>
     <w:bookmarkEnd w:id="43"/>
@@ -1131,7 +1147,20 @@
         <w:pStyle w:val="FirstParagraph"/>
       </w:pPr>
       <w:r>
-        <w:t xml:space="preserve">Gen6 retains the mission and reopens hardware selection. One reusable path must sequentially accept different supported payload classes. The research envelope is about 1–2 m/s through 1 km/s. The high end is a study target, not a validated speed. Electromagnetic drive is interesting but not selected; compare it with mechanical, stored energy, gas/fluid, hybrid, BOLLEY and conventional paths using the same mission and installed-burden accounting.</w:t>
+        <w:t xml:space="preserve">Gen6 retains the mission and reopens hardware selection. This slide now shows P124’s</w:t>
+      </w:r>
+      <w:r>
+        <w:t xml:space="preserve"> </w:t>
+      </w:r>
+      <w:r>
+        <w:rPr>
+          <w:b/>
+          <w:bCs/>
+        </w:rPr>
+        <w:t xml:space="preserve">ideal stroke/load calculation</w:t>
+      </w:r>
+      <w:r>
+        <w:t xml:space="preserve">, not a motor test. Over Gen5’s 1.3 m stroke, an ordinary 4 kg 3U would see about 39,220 g and carry 2 MJ of payload kinetic energy at 1 km/s; that high-end research objective cannot be the first prototype specification. Start with one delivered orbital state, tolerance, host and payload load limit, then compare mechanism options and choose a measurable lower-speed first article. No achieved command range is asserted.</w:t>
       </w:r>
     </w:p>
     <w:bookmarkEnd w:id="45"/>

--- a/university/final_review_2026_10_10/PRESENTER_REFERENCE.docx
+++ b/university/final_review_2026_10_10/PRESENTER_REFERENCE.docx
@@ -111,7 +111,7 @@
         <w:pStyle w:val="Date"/>
       </w:pPr>
       <w:r>
-        <w:t xml:space="preserve">10</w:t>
+        <w:t xml:space="preserve">12</w:t>
       </w:r>
       <w:r>
         <w:t xml:space="preserve"> </w:t>
@@ -124,6 +124,18 @@
       </w:r>
       <w:r>
         <w:t xml:space="preserve">2026</w:t>
+      </w:r>
+      <w:r>
+        <w:t xml:space="preserve"> </w:t>
+      </w:r>
+      <w:r>
+        <w:t xml:space="preserve">(post-review</w:t>
+      </w:r>
+      <w:r>
+        <w:t xml:space="preserve"> </w:t>
+      </w:r>
+      <w:r>
+        <w:t xml:space="preserve">update)</w:t>
       </w:r>
     </w:p>
     <w:sdt>
@@ -1147,7 +1159,7 @@
         <w:pStyle w:val="FirstParagraph"/>
       </w:pPr>
       <w:r>
-        <w:t xml:space="preserve">Gen6 retains the mission and reopens hardware selection. This slide now shows P124’s</w:t>
+        <w:t xml:space="preserve">Gen6 retains the hosted, sequential-delivery mission and reopens hardware selection. The updated slide shows</w:t>
       </w:r>
       <w:r>
         <w:t xml:space="preserve"> </w:t>
@@ -1157,10 +1169,10 @@
           <w:b/>
           <w:bCs/>
         </w:rPr>
-        <w:t xml:space="preserve">ideal stroke/load calculation</w:t>
-      </w:r>
-      <w:r>
-        <w:t xml:space="preserve">, not a motor test. Over Gen5’s 1.3 m stroke, an ordinary 4 kg 3U would see about 39,220 g and carry 2 MJ of payload kinetic energy at 1 km/s; that high-end research objective cannot be the first prototype specification. Start with one delivered orbital state, tolerance, host and payload load limit, then compare mechanism options and choose a measurable lower-speed first article. No achieved command range is asserted.</w:t>
+        <w:t xml:space="preserve">P130’s matched four-release surrogate</w:t>
+      </w:r>
+      <w:r>
+        <w:t xml:space="preserve">, not measured delivery: both commanded release and spring-plus-host reach the same ideal full-state targets, while assumed installed device plus consumed host fuel favors springs by 10.7177 kg. A +0.1 m/s release error creates about 25–27 km position difference after one day in this model. The first article has two partial FreeCAD/STEP envelope candidates; P131–P132 leave motor, source, contact, brake and full installed mass open. The 1 km/s objective remains distant research; at 1.3 m and 4 kg it would imply about 39,220 g ideal mean acceleration. No achieved command range or product benefit is asserted.</w:t>
       </w:r>
     </w:p>
     <w:bookmarkEnd w:id="45"/>
@@ -1178,19 +1190,7 @@
         <w:pStyle w:val="FirstParagraph"/>
       </w:pPr>
       <w:r>
-        <w:t xml:space="preserve">The target is one named, independently reviewable test-article configuration: controlled geometry, BOM, interfaces, mass/energy/thermal budgets, assembly and inspection, calibration and instrumentation, pass/fail and stop criteria, uncertainty and retained failures. A configuration may be rejected. Physical manufacture, testing and qualification are later milestones. Avoid calling N5 itself</w:t>
-      </w:r>
-      <w:r>
-        <w:t xml:space="preserve"> </w:t>
-      </w:r>
-      <w:r>
-        <w:t xml:space="preserve">“</w:t>
-      </w:r>
-      <w:r>
-        <w:t xml:space="preserve">the prototype complete.</w:t>
-      </w:r>
-      <w:r>
-        <w:t xml:space="preserve">”</w:t>
+        <w:t xml:space="preserve">The immediate target is to close G0 customer/host/interface requirements and G1 complete architecture selection. The two partial candidates do not yet have selected circuits, rated source, release contact, launch restraint, carrier capture/brake or an installed bill of materials. A later build package needs controlled geometry, interfaces, mass/energy/thermal budgets, calibration and instrumentation, pass/fail and stop criteria, uncertainty and retained failures. A configuration may be rejected. Physical manufacture, testing and qualification are later milestones.</w:t>
       </w:r>
     </w:p>
     <w:bookmarkEnd w:id="46"/>
